--- a/lessons/4-2/downloads/reveal/teacher/4.2-session-1-prerequisite-practice-b.docx
+++ b/lessons/4-2/downloads/reveal/teacher/4.2-session-1-prerequisite-practice-b.docx
@@ -114,7 +114,7 @@
           <w:sz w:val="17"/>
           <w:szCs w:val="17"/>
         </w:rPr>
-        <w:t xml:space="preserve">Builds on Grade 5 · 5.NBT.A.2</w:t>
+        <w:t xml:space="preserve">Builds on Grade 5</w:t>
       </w:r>
     </w:p>
     <w:tbl>
@@ -245,7 +245,7 @@
                 <w:sz w:val="20"/>
                 <w:szCs w:val="20"/>
               </w:rPr>
-              <w:t xml:space="preserve">You will use it in Practice Form A, problems 1 and 7.</w:t>
+              <w:t xml:space="preserve">You will use it in Practice, problems 1, 4, and 7.</w:t>
             </w:r>
           </w:p>
         </w:tc>
@@ -261,6 +261,7 @@
           <w:tab w:val="right" w:pos="9504"/>
         </w:tabs>
         <w:spacing w:before="50" w:after="36" w:line="240" w:lineRule="auto"/>
+        <w:outlineLvl w:val="1"/>
       </w:pPr>
       <w:r>
         <w:rPr>
@@ -527,6 +528,7 @@
           <w:tab w:val="right" w:pos="9504"/>
         </w:tabs>
         <w:spacing w:before="50" w:after="36" w:line="240" w:lineRule="auto"/>
+        <w:outlineLvl w:val="1"/>
       </w:pPr>
       <w:r>
         <w:rPr>
@@ -733,6 +735,7 @@
           <w:tab w:val="right" w:pos="9504"/>
         </w:tabs>
         <w:spacing w:before="50" w:after="36" w:line="240" w:lineRule="auto"/>
+        <w:outlineLvl w:val="1"/>
       </w:pPr>
       <w:r>
         <w:rPr>
@@ -779,8 +782,8 @@
           <w:rFonts w:ascii="Avenir Next" w:hAnsi="Avenir Next" w:cs="Avenir Next" w:eastAsia="Avenir Next"/>
           <w:b/>
           <w:color w:val="1A1A1A"/>
-          <w:sz w:val="22"/>
-          <w:szCs w:val="22"/>
+          <w:sz w:val="21"/>
+          <w:szCs w:val="21"/>
         </w:rPr>
         <w:t xml:space="preserve">1.</w:t>
       </w:r>
@@ -788,8 +791,8 @@
         <w:rPr>
           <w:rFonts w:ascii="Avenir Next" w:hAnsi="Avenir Next" w:cs="Avenir Next" w:eastAsia="Avenir Next"/>
           <w:color w:val="1A1A1A"/>
-          <w:sz w:val="22"/>
-          <w:szCs w:val="22"/>
+          <w:sz w:val="21"/>
+          <w:szCs w:val="21"/>
         </w:rPr>
         <w:tab/>
       </w:r>
@@ -797,8 +800,8 @@
         <w:rPr>
           <w:rFonts w:ascii="Avenir Next" w:hAnsi="Avenir Next" w:cs="Avenir Next" w:eastAsia="Avenir Next"/>
           <w:color w:val="1A1A1A"/>
-          <w:sz w:val="22"/>
-          <w:szCs w:val="22"/>
+          <w:sz w:val="21"/>
+          <w:szCs w:val="21"/>
         </w:rPr>
         <w:t xml:space="preserve">Find 0.6 × 100.</w:t>
       </w:r>
@@ -993,8 +996,8 @@
           <w:rFonts w:ascii="Avenir Next" w:hAnsi="Avenir Next" w:cs="Avenir Next" w:eastAsia="Avenir Next"/>
           <w:b/>
           <w:color w:val="1A1A1A"/>
-          <w:sz w:val="22"/>
-          <w:szCs w:val="22"/>
+          <w:sz w:val="21"/>
+          <w:szCs w:val="21"/>
         </w:rPr>
         <w:t xml:space="preserve">2.</w:t>
       </w:r>
@@ -1002,8 +1005,8 @@
         <w:rPr>
           <w:rFonts w:ascii="Avenir Next" w:hAnsi="Avenir Next" w:cs="Avenir Next" w:eastAsia="Avenir Next"/>
           <w:color w:val="1A1A1A"/>
-          <w:sz w:val="22"/>
-          <w:szCs w:val="22"/>
+          <w:sz w:val="21"/>
+          <w:szCs w:val="21"/>
         </w:rPr>
         <w:tab/>
       </w:r>
@@ -1011,8 +1014,8 @@
         <w:rPr>
           <w:rFonts w:ascii="Avenir Next" w:hAnsi="Avenir Next" w:cs="Avenir Next" w:eastAsia="Avenir Next"/>
           <w:color w:val="1A1A1A"/>
-          <w:sz w:val="22"/>
-          <w:szCs w:val="22"/>
+          <w:sz w:val="21"/>
+          <w:szCs w:val="21"/>
         </w:rPr>
         <w:t xml:space="preserve">Find 45 ÷ 100.</w:t>
       </w:r>
@@ -1203,6 +1206,7 @@
           <w:tab w:val="right" w:pos="9504"/>
         </w:tabs>
         <w:spacing w:before="50" w:after="36" w:line="240" w:lineRule="auto"/>
+        <w:outlineLvl w:val="1"/>
       </w:pPr>
       <w:r>
         <w:rPr>
@@ -1287,8 +1291,8 @@
                 <w:rFonts w:ascii="Avenir Next" w:hAnsi="Avenir Next" w:cs="Avenir Next" w:eastAsia="Avenir Next"/>
                 <w:b/>
                 <w:color w:val="1A1A1A"/>
-                <w:sz w:val="22"/>
-                <w:szCs w:val="22"/>
+                <w:sz w:val="21"/>
+                <w:szCs w:val="21"/>
               </w:rPr>
               <w:t xml:space="preserve">3.</w:t>
             </w:r>
@@ -1296,8 +1300,8 @@
               <w:rPr>
                 <w:rFonts w:ascii="Avenir Next" w:hAnsi="Avenir Next" w:cs="Avenir Next" w:eastAsia="Avenir Next"/>
                 <w:color w:val="1A1A1A"/>
-                <w:sz w:val="22"/>
-                <w:szCs w:val="22"/>
+                <w:sz w:val="21"/>
+                <w:szCs w:val="21"/>
               </w:rPr>
               <w:tab/>
             </w:r>
@@ -1305,8 +1309,8 @@
               <w:rPr>
                 <w:rFonts w:ascii="Avenir Next" w:hAnsi="Avenir Next" w:cs="Avenir Next" w:eastAsia="Avenir Next"/>
                 <w:color w:val="1A1A1A"/>
-                <w:sz w:val="22"/>
-                <w:szCs w:val="22"/>
+                <w:sz w:val="21"/>
+                <w:szCs w:val="21"/>
               </w:rPr>
               <w:t xml:space="preserve">Multiply or divide.</w:t>
             </w:r>
@@ -1361,8 +1365,8 @@
                       <w:rFonts w:ascii="Avenir Next" w:hAnsi="Avenir Next" w:cs="Avenir Next" w:eastAsia="Avenir Next"/>
                       <w:b/>
                       <w:color w:val="003A70"/>
-                      <w:sz w:val="22"/>
-                      <w:szCs w:val="22"/>
+                      <w:sz w:val="21"/>
+                      <w:szCs w:val="21"/>
                     </w:rPr>
                     <w:t xml:space="preserve">a.</w:t>
                   </w:r>
@@ -1370,8 +1374,8 @@
                     <w:rPr>
                       <w:rFonts w:ascii="Avenir Next" w:hAnsi="Avenir Next" w:cs="Avenir Next" w:eastAsia="Avenir Next"/>
                       <w:color w:val="1A1A1A"/>
-                      <w:sz w:val="22"/>
-                      <w:szCs w:val="22"/>
+                      <w:sz w:val="21"/>
+                      <w:szCs w:val="21"/>
                     </w:rPr>
                     <w:tab/>
                   </w:r>
@@ -1379,8 +1383,8 @@
                     <w:rPr>
                       <w:rFonts w:ascii="Avenir Next" w:hAnsi="Avenir Next" w:cs="Avenir Next" w:eastAsia="Avenir Next"/>
                       <w:color w:val="1A1A1A"/>
-                      <w:sz w:val="22"/>
-                      <w:szCs w:val="22"/>
+                      <w:sz w:val="21"/>
+                      <w:szCs w:val="21"/>
                     </w:rPr>
                     <w:t xml:space="preserve">0.25 × 100 =</w:t>
                   </w:r>
@@ -1388,8 +1392,8 @@
                     <w:rPr>
                       <w:rFonts w:ascii="Avenir Next" w:hAnsi="Avenir Next" w:cs="Avenir Next" w:eastAsia="Avenir Next"/>
                       <w:color w:val="1A1A1A"/>
-                      <w:sz w:val="22"/>
-                      <w:szCs w:val="22"/>
+                      <w:sz w:val="21"/>
+                      <w:szCs w:val="21"/>
                     </w:rPr>
                     <w:t xml:space="preserve">  </w:t>
                   </w:r>
@@ -1397,11 +1401,11 @@
                     <w:rPr>
                       <w:rFonts w:ascii="Avenir Next" w:hAnsi="Avenir Next" w:cs="Avenir Next" w:eastAsia="Avenir Next"/>
                       <w:color w:val="1A1A1A"/>
-                      <w:sz w:val="22"/>
-                      <w:szCs w:val="22"/>
+                      <w:sz w:val="21"/>
+                      <w:szCs w:val="21"/>
                       <w:u w:val="single"/>
                     </w:rPr>
-                    <w:t xml:space="preserve">        </w:t>
+                    <w:t xml:space="preserve">            </w:t>
                   </w:r>
                 </w:p>
               </w:tc>
@@ -1423,8 +1427,8 @@
                       <w:rFonts w:ascii="Avenir Next" w:hAnsi="Avenir Next" w:cs="Avenir Next" w:eastAsia="Avenir Next"/>
                       <w:b/>
                       <w:color w:val="003A70"/>
-                      <w:sz w:val="22"/>
-                      <w:szCs w:val="22"/>
+                      <w:sz w:val="21"/>
+                      <w:szCs w:val="21"/>
                     </w:rPr>
                     <w:t xml:space="preserve">b.</w:t>
                   </w:r>
@@ -1432,8 +1436,8 @@
                     <w:rPr>
                       <w:rFonts w:ascii="Avenir Next" w:hAnsi="Avenir Next" w:cs="Avenir Next" w:eastAsia="Avenir Next"/>
                       <w:color w:val="1A1A1A"/>
-                      <w:sz w:val="22"/>
-                      <w:szCs w:val="22"/>
+                      <w:sz w:val="21"/>
+                      <w:szCs w:val="21"/>
                     </w:rPr>
                     <w:tab/>
                   </w:r>
@@ -1441,8 +1445,8 @@
                     <w:rPr>
                       <w:rFonts w:ascii="Avenir Next" w:hAnsi="Avenir Next" w:cs="Avenir Next" w:eastAsia="Avenir Next"/>
                       <w:color w:val="1A1A1A"/>
-                      <w:sz w:val="22"/>
-                      <w:szCs w:val="22"/>
+                      <w:sz w:val="21"/>
+                      <w:szCs w:val="21"/>
                     </w:rPr>
                     <w:t xml:space="preserve">0.9 × 100 =</w:t>
                   </w:r>
@@ -1450,8 +1454,8 @@
                     <w:rPr>
                       <w:rFonts w:ascii="Avenir Next" w:hAnsi="Avenir Next" w:cs="Avenir Next" w:eastAsia="Avenir Next"/>
                       <w:color w:val="1A1A1A"/>
-                      <w:sz w:val="22"/>
-                      <w:szCs w:val="22"/>
+                      <w:sz w:val="21"/>
+                      <w:szCs w:val="21"/>
                     </w:rPr>
                     <w:t xml:space="preserve">  </w:t>
                   </w:r>
@@ -1459,11 +1463,11 @@
                     <w:rPr>
                       <w:rFonts w:ascii="Avenir Next" w:hAnsi="Avenir Next" w:cs="Avenir Next" w:eastAsia="Avenir Next"/>
                       <w:color w:val="1A1A1A"/>
-                      <w:sz w:val="22"/>
-                      <w:szCs w:val="22"/>
+                      <w:sz w:val="21"/>
+                      <w:szCs w:val="21"/>
                       <w:u w:val="single"/>
                     </w:rPr>
-                    <w:t xml:space="preserve">        </w:t>
+                    <w:t xml:space="preserve">            </w:t>
                   </w:r>
                 </w:p>
               </w:tc>
@@ -1485,8 +1489,8 @@
                       <w:rFonts w:ascii="Avenir Next" w:hAnsi="Avenir Next" w:cs="Avenir Next" w:eastAsia="Avenir Next"/>
                       <w:b/>
                       <w:color w:val="003A70"/>
-                      <w:sz w:val="22"/>
-                      <w:szCs w:val="22"/>
+                      <w:sz w:val="21"/>
+                      <w:szCs w:val="21"/>
                     </w:rPr>
                     <w:t xml:space="preserve">c.</w:t>
                   </w:r>
@@ -1494,8 +1498,8 @@
                     <w:rPr>
                       <w:rFonts w:ascii="Avenir Next" w:hAnsi="Avenir Next" w:cs="Avenir Next" w:eastAsia="Avenir Next"/>
                       <w:color w:val="1A1A1A"/>
-                      <w:sz w:val="22"/>
-                      <w:szCs w:val="22"/>
+                      <w:sz w:val="21"/>
+                      <w:szCs w:val="21"/>
                     </w:rPr>
                     <w:tab/>
                   </w:r>
@@ -1503,8 +1507,8 @@
                     <w:rPr>
                       <w:rFonts w:ascii="Avenir Next" w:hAnsi="Avenir Next" w:cs="Avenir Next" w:eastAsia="Avenir Next"/>
                       <w:color w:val="1A1A1A"/>
-                      <w:sz w:val="22"/>
-                      <w:szCs w:val="22"/>
+                      <w:sz w:val="21"/>
+                      <w:szCs w:val="21"/>
                     </w:rPr>
                     <w:t xml:space="preserve">0.04 × 100 =</w:t>
                   </w:r>
@@ -1512,8 +1516,8 @@
                     <w:rPr>
                       <w:rFonts w:ascii="Avenir Next" w:hAnsi="Avenir Next" w:cs="Avenir Next" w:eastAsia="Avenir Next"/>
                       <w:color w:val="1A1A1A"/>
-                      <w:sz w:val="22"/>
-                      <w:szCs w:val="22"/>
+                      <w:sz w:val="21"/>
+                      <w:szCs w:val="21"/>
                     </w:rPr>
                     <w:t xml:space="preserve">  </w:t>
                   </w:r>
@@ -1521,11 +1525,11 @@
                     <w:rPr>
                       <w:rFonts w:ascii="Avenir Next" w:hAnsi="Avenir Next" w:cs="Avenir Next" w:eastAsia="Avenir Next"/>
                       <w:color w:val="1A1A1A"/>
-                      <w:sz w:val="22"/>
-                      <w:szCs w:val="22"/>
+                      <w:sz w:val="21"/>
+                      <w:szCs w:val="21"/>
                       <w:u w:val="single"/>
                     </w:rPr>
-                    <w:t xml:space="preserve">        </w:t>
+                    <w:t xml:space="preserve">            </w:t>
                   </w:r>
                 </w:p>
               </w:tc>
@@ -1553,8 +1557,8 @@
                       <w:rFonts w:ascii="Avenir Next" w:hAnsi="Avenir Next" w:cs="Avenir Next" w:eastAsia="Avenir Next"/>
                       <w:b/>
                       <w:color w:val="003A70"/>
-                      <w:sz w:val="22"/>
-                      <w:szCs w:val="22"/>
+                      <w:sz w:val="21"/>
+                      <w:szCs w:val="21"/>
                     </w:rPr>
                     <w:t xml:space="preserve">d.</w:t>
                   </w:r>
@@ -1562,8 +1566,8 @@
                     <w:rPr>
                       <w:rFonts w:ascii="Avenir Next" w:hAnsi="Avenir Next" w:cs="Avenir Next" w:eastAsia="Avenir Next"/>
                       <w:color w:val="1A1A1A"/>
-                      <w:sz w:val="22"/>
-                      <w:szCs w:val="22"/>
+                      <w:sz w:val="21"/>
+                      <w:szCs w:val="21"/>
                     </w:rPr>
                     <w:tab/>
                   </w:r>
@@ -1571,8 +1575,8 @@
                     <w:rPr>
                       <w:rFonts w:ascii="Avenir Next" w:hAnsi="Avenir Next" w:cs="Avenir Next" w:eastAsia="Avenir Next"/>
                       <w:color w:val="1A1A1A"/>
-                      <w:sz w:val="22"/>
-                      <w:szCs w:val="22"/>
+                      <w:sz w:val="21"/>
+                      <w:szCs w:val="21"/>
                     </w:rPr>
                     <w:t xml:space="preserve">60 ÷ 100 =</w:t>
                   </w:r>
@@ -1580,8 +1584,8 @@
                     <w:rPr>
                       <w:rFonts w:ascii="Avenir Next" w:hAnsi="Avenir Next" w:cs="Avenir Next" w:eastAsia="Avenir Next"/>
                       <w:color w:val="1A1A1A"/>
-                      <w:sz w:val="22"/>
-                      <w:szCs w:val="22"/>
+                      <w:sz w:val="21"/>
+                      <w:szCs w:val="21"/>
                     </w:rPr>
                     <w:t xml:space="preserve">  </w:t>
                   </w:r>
@@ -1589,11 +1593,11 @@
                     <w:rPr>
                       <w:rFonts w:ascii="Avenir Next" w:hAnsi="Avenir Next" w:cs="Avenir Next" w:eastAsia="Avenir Next"/>
                       <w:color w:val="1A1A1A"/>
-                      <w:sz w:val="22"/>
-                      <w:szCs w:val="22"/>
+                      <w:sz w:val="21"/>
+                      <w:szCs w:val="21"/>
                       <w:u w:val="single"/>
                     </w:rPr>
-                    <w:t xml:space="preserve">        </w:t>
+                    <w:t xml:space="preserve">            </w:t>
                   </w:r>
                 </w:p>
               </w:tc>
@@ -1615,8 +1619,8 @@
                       <w:rFonts w:ascii="Avenir Next" w:hAnsi="Avenir Next" w:cs="Avenir Next" w:eastAsia="Avenir Next"/>
                       <w:b/>
                       <w:color w:val="003A70"/>
-                      <w:sz w:val="22"/>
-                      <w:szCs w:val="22"/>
+                      <w:sz w:val="21"/>
+                      <w:szCs w:val="21"/>
                     </w:rPr>
                     <w:t xml:space="preserve">e.</w:t>
                   </w:r>
@@ -1624,8 +1628,8 @@
                     <w:rPr>
                       <w:rFonts w:ascii="Avenir Next" w:hAnsi="Avenir Next" w:cs="Avenir Next" w:eastAsia="Avenir Next"/>
                       <w:color w:val="1A1A1A"/>
-                      <w:sz w:val="22"/>
-                      <w:szCs w:val="22"/>
+                      <w:sz w:val="21"/>
+                      <w:szCs w:val="21"/>
                     </w:rPr>
                     <w:tab/>
                   </w:r>
@@ -1633,8 +1637,8 @@
                     <w:rPr>
                       <w:rFonts w:ascii="Avenir Next" w:hAnsi="Avenir Next" w:cs="Avenir Next" w:eastAsia="Avenir Next"/>
                       <w:color w:val="1A1A1A"/>
-                      <w:sz w:val="22"/>
-                      <w:szCs w:val="22"/>
+                      <w:sz w:val="21"/>
+                      <w:szCs w:val="21"/>
                     </w:rPr>
                     <w:t xml:space="preserve">7 ÷ 100 =</w:t>
                   </w:r>
@@ -1642,8 +1646,8 @@
                     <w:rPr>
                       <w:rFonts w:ascii="Avenir Next" w:hAnsi="Avenir Next" w:cs="Avenir Next" w:eastAsia="Avenir Next"/>
                       <w:color w:val="1A1A1A"/>
-                      <w:sz w:val="22"/>
-                      <w:szCs w:val="22"/>
+                      <w:sz w:val="21"/>
+                      <w:szCs w:val="21"/>
                     </w:rPr>
                     <w:t xml:space="preserve">  </w:t>
                   </w:r>
@@ -1651,11 +1655,11 @@
                     <w:rPr>
                       <w:rFonts w:ascii="Avenir Next" w:hAnsi="Avenir Next" w:cs="Avenir Next" w:eastAsia="Avenir Next"/>
                       <w:color w:val="1A1A1A"/>
-                      <w:sz w:val="22"/>
-                      <w:szCs w:val="22"/>
+                      <w:sz w:val="21"/>
+                      <w:szCs w:val="21"/>
                       <w:u w:val="single"/>
                     </w:rPr>
-                    <w:t xml:space="preserve">        </w:t>
+                    <w:t xml:space="preserve">            </w:t>
                   </w:r>
                 </w:p>
               </w:tc>
@@ -1677,8 +1681,8 @@
                       <w:rFonts w:ascii="Avenir Next" w:hAnsi="Avenir Next" w:cs="Avenir Next" w:eastAsia="Avenir Next"/>
                       <w:b/>
                       <w:color w:val="003A70"/>
-                      <w:sz w:val="22"/>
-                      <w:szCs w:val="22"/>
+                      <w:sz w:val="21"/>
+                      <w:szCs w:val="21"/>
                     </w:rPr>
                     <w:t xml:space="preserve">f.</w:t>
                   </w:r>
@@ -1686,8 +1690,8 @@
                     <w:rPr>
                       <w:rFonts w:ascii="Avenir Next" w:hAnsi="Avenir Next" w:cs="Avenir Next" w:eastAsia="Avenir Next"/>
                       <w:color w:val="1A1A1A"/>
-                      <w:sz w:val="22"/>
-                      <w:szCs w:val="22"/>
+                      <w:sz w:val="21"/>
+                      <w:szCs w:val="21"/>
                     </w:rPr>
                     <w:tab/>
                   </w:r>
@@ -1695,8 +1699,8 @@
                     <w:rPr>
                       <w:rFonts w:ascii="Avenir Next" w:hAnsi="Avenir Next" w:cs="Avenir Next" w:eastAsia="Avenir Next"/>
                       <w:color w:val="1A1A1A"/>
-                      <w:sz w:val="22"/>
-                      <w:szCs w:val="22"/>
+                      <w:sz w:val="21"/>
+                      <w:szCs w:val="21"/>
                     </w:rPr>
                     <w:t xml:space="preserve">35 ÷ 100 =</w:t>
                   </w:r>
@@ -1704,8 +1708,8 @@
                     <w:rPr>
                       <w:rFonts w:ascii="Avenir Next" w:hAnsi="Avenir Next" w:cs="Avenir Next" w:eastAsia="Avenir Next"/>
                       <w:color w:val="1A1A1A"/>
-                      <w:sz w:val="22"/>
-                      <w:szCs w:val="22"/>
+                      <w:sz w:val="21"/>
+                      <w:szCs w:val="21"/>
                     </w:rPr>
                     <w:t xml:space="preserve">  </w:t>
                   </w:r>
@@ -1713,11 +1717,11 @@
                     <w:rPr>
                       <w:rFonts w:ascii="Avenir Next" w:hAnsi="Avenir Next" w:cs="Avenir Next" w:eastAsia="Avenir Next"/>
                       <w:color w:val="1A1A1A"/>
-                      <w:sz w:val="22"/>
-                      <w:szCs w:val="22"/>
+                      <w:sz w:val="21"/>
+                      <w:szCs w:val="21"/>
                       <w:u w:val="single"/>
                     </w:rPr>
-                    <w:t xml:space="preserve">        </w:t>
+                    <w:t xml:space="preserve">            </w:t>
                   </w:r>
                 </w:p>
               </w:tc>
@@ -1785,7 +1789,7 @@
           <w:sz w:val="17"/>
           <w:szCs w:val="17"/>
         </w:rPr>
-        <w:t xml:space="preserve">Builds on Lesson 4-1 Session 1 · 6.RP.A.3c</w:t>
+        <w:t xml:space="preserve">Builds on Lesson 4-1 Session 1</w:t>
       </w:r>
     </w:p>
     <w:tbl>
@@ -1857,7 +1861,7 @@
                 <w:sz w:val="20"/>
                 <w:szCs w:val="20"/>
               </w:rPr>
-              <w:t xml:space="preserve">You will write 26 of 40 problems as a percent.</w:t>
+              <w:t xml:space="preserve">You will write a $26 discount on a $40 jacket as a percent.</w:t>
             </w:r>
           </w:p>
         </w:tc>
@@ -1916,7 +1920,7 @@
                 <w:sz w:val="20"/>
                 <w:szCs w:val="20"/>
               </w:rPr>
-              <w:t xml:space="preserve">You will use it in Practice Form A, problems 5 and 6.</w:t>
+              <w:t xml:space="preserve">You will use it in Practice, problems 2, 5, and 6.</w:t>
             </w:r>
           </w:p>
         </w:tc>
@@ -1932,6 +1936,7 @@
           <w:tab w:val="right" w:pos="9504"/>
         </w:tabs>
         <w:spacing w:before="50" w:after="36" w:line="240" w:lineRule="auto"/>
+        <w:outlineLvl w:val="1"/>
       </w:pPr>
       <w:r>
         <w:rPr>
@@ -2198,6 +2203,7 @@
           <w:tab w:val="right" w:pos="9504"/>
         </w:tabs>
         <w:spacing w:before="50" w:after="36" w:line="240" w:lineRule="auto"/>
+        <w:outlineLvl w:val="1"/>
       </w:pPr>
       <w:r>
         <w:rPr>
@@ -2404,6 +2410,7 @@
           <w:tab w:val="right" w:pos="9504"/>
         </w:tabs>
         <w:spacing w:before="50" w:after="36" w:line="240" w:lineRule="auto"/>
+        <w:outlineLvl w:val="1"/>
       </w:pPr>
       <w:r>
         <w:rPr>
@@ -2450,8 +2457,8 @@
           <w:rFonts w:ascii="Avenir Next" w:hAnsi="Avenir Next" w:cs="Avenir Next" w:eastAsia="Avenir Next"/>
           <w:b/>
           <w:color w:val="1A1A1A"/>
-          <w:sz w:val="22"/>
-          <w:szCs w:val="22"/>
+          <w:sz w:val="21"/>
+          <w:szCs w:val="21"/>
         </w:rPr>
         <w:t xml:space="preserve">4.</w:t>
       </w:r>
@@ -2459,8 +2466,8 @@
         <w:rPr>
           <w:rFonts w:ascii="Avenir Next" w:hAnsi="Avenir Next" w:cs="Avenir Next" w:eastAsia="Avenir Next"/>
           <w:color w:val="1A1A1A"/>
-          <w:sz w:val="22"/>
-          <w:szCs w:val="22"/>
+          <w:sz w:val="21"/>
+          <w:szCs w:val="21"/>
         </w:rPr>
         <w:tab/>
       </w:r>
@@ -2468,8 +2475,8 @@
         <w:rPr>
           <w:rFonts w:ascii="Avenir Next" w:hAnsi="Avenir Next" w:cs="Avenir Next" w:eastAsia="Avenir Next"/>
           <w:color w:val="1A1A1A"/>
-          <w:sz w:val="22"/>
-          <w:szCs w:val="22"/>
+          <w:sz w:val="21"/>
+          <w:szCs w:val="21"/>
         </w:rPr>
         <w:t xml:space="preserve">Write 3 out of 25 as a percent.</w:t>
       </w:r>
@@ -2614,7 +2621,26 @@
           <w:sz w:val="21"/>
           <w:szCs w:val="21"/>
         </w:rPr>
-        <w:t xml:space="preserve">3 × 4 = </w:t>
+        <w:t xml:space="preserve">3 × </w:t>
+      </w:r>
+      <w:r>
+        <w:rPr>
+          <w:rFonts w:ascii="Avenir Next" w:hAnsi="Avenir Next" w:cs="Avenir Next" w:eastAsia="Avenir Next"/>
+          <w:color w:val="1A1A1A"/>
+          <w:sz w:val="21"/>
+          <w:szCs w:val="21"/>
+          <w:u w:val="single"/>
+        </w:rPr>
+        <w:t xml:space="preserve">                </w:t>
+      </w:r>
+      <w:r>
+        <w:rPr>
+          <w:rFonts w:ascii="Avenir Next" w:hAnsi="Avenir Next" w:cs="Avenir Next" w:eastAsia="Avenir Next"/>
+          <w:color w:val="1A1A1A"/>
+          <w:sz w:val="21"/>
+          <w:szCs w:val="21"/>
+        </w:rPr>
+        <w:t xml:space="preserve"> = </w:t>
       </w:r>
       <w:r>
         <w:rPr>
@@ -2674,8 +2700,8 @@
           <w:rFonts w:ascii="Avenir Next" w:hAnsi="Avenir Next" w:cs="Avenir Next" w:eastAsia="Avenir Next"/>
           <w:b/>
           <w:color w:val="1A1A1A"/>
-          <w:sz w:val="22"/>
-          <w:szCs w:val="22"/>
+          <w:sz w:val="21"/>
+          <w:szCs w:val="21"/>
         </w:rPr>
         <w:t xml:space="preserve">5.</w:t>
       </w:r>
@@ -2683,8 +2709,8 @@
         <w:rPr>
           <w:rFonts w:ascii="Avenir Next" w:hAnsi="Avenir Next" w:cs="Avenir Next" w:eastAsia="Avenir Next"/>
           <w:color w:val="1A1A1A"/>
-          <w:sz w:val="22"/>
-          <w:szCs w:val="22"/>
+          <w:sz w:val="21"/>
+          <w:szCs w:val="21"/>
         </w:rPr>
         <w:tab/>
       </w:r>
@@ -2692,8 +2718,8 @@
         <w:rPr>
           <w:rFonts w:ascii="Avenir Next" w:hAnsi="Avenir Next" w:cs="Avenir Next" w:eastAsia="Avenir Next"/>
           <w:color w:val="1A1A1A"/>
-          <w:sz w:val="22"/>
-          <w:szCs w:val="22"/>
+          <w:sz w:val="21"/>
+          <w:szCs w:val="21"/>
         </w:rPr>
         <w:t xml:space="preserve">Write 9 out of 50 as a percent.</w:t>
       </w:r>
@@ -2838,7 +2864,26 @@
           <w:sz w:val="21"/>
           <w:szCs w:val="21"/>
         </w:rPr>
-        <w:t xml:space="preserve">9 × 2 = </w:t>
+        <w:t xml:space="preserve">9 × </w:t>
+      </w:r>
+      <w:r>
+        <w:rPr>
+          <w:rFonts w:ascii="Avenir Next" w:hAnsi="Avenir Next" w:cs="Avenir Next" w:eastAsia="Avenir Next"/>
+          <w:color w:val="1A1A1A"/>
+          <w:sz w:val="21"/>
+          <w:szCs w:val="21"/>
+          <w:u w:val="single"/>
+        </w:rPr>
+        <w:t xml:space="preserve">                </w:t>
+      </w:r>
+      <w:r>
+        <w:rPr>
+          <w:rFonts w:ascii="Avenir Next" w:hAnsi="Avenir Next" w:cs="Avenir Next" w:eastAsia="Avenir Next"/>
+          <w:color w:val="1A1A1A"/>
+          <w:sz w:val="21"/>
+          <w:szCs w:val="21"/>
+        </w:rPr>
+        <w:t xml:space="preserve"> = </w:t>
       </w:r>
       <w:r>
         <w:rPr>
@@ -2894,6 +2939,7 @@
           <w:tab w:val="right" w:pos="9504"/>
         </w:tabs>
         <w:spacing w:before="50" w:after="36" w:line="240" w:lineRule="auto"/>
+        <w:outlineLvl w:val="1"/>
       </w:pPr>
       <w:r>
         <w:rPr>
@@ -2978,8 +3024,8 @@
                 <w:rFonts w:ascii="Avenir Next" w:hAnsi="Avenir Next" w:cs="Avenir Next" w:eastAsia="Avenir Next"/>
                 <w:b/>
                 <w:color w:val="1A1A1A"/>
-                <w:sz w:val="22"/>
-                <w:szCs w:val="22"/>
+                <w:sz w:val="21"/>
+                <w:szCs w:val="21"/>
               </w:rPr>
               <w:t xml:space="preserve">6.</w:t>
             </w:r>
@@ -2987,8 +3033,8 @@
               <w:rPr>
                 <w:rFonts w:ascii="Avenir Next" w:hAnsi="Avenir Next" w:cs="Avenir Next" w:eastAsia="Avenir Next"/>
                 <w:color w:val="1A1A1A"/>
-                <w:sz w:val="22"/>
-                <w:szCs w:val="22"/>
+                <w:sz w:val="21"/>
+                <w:szCs w:val="21"/>
               </w:rPr>
               <w:tab/>
             </w:r>
@@ -2996,8 +3042,8 @@
               <w:rPr>
                 <w:rFonts w:ascii="Avenir Next" w:hAnsi="Avenir Next" w:cs="Avenir Next" w:eastAsia="Avenir Next"/>
                 <w:color w:val="1A1A1A"/>
-                <w:sz w:val="22"/>
-                <w:szCs w:val="22"/>
+                <w:sz w:val="21"/>
+                <w:szCs w:val="21"/>
               </w:rPr>
               <w:t xml:space="preserve">Write each ratio as a percent.</w:t>
             </w:r>
@@ -3052,8 +3098,8 @@
                       <w:rFonts w:ascii="Avenir Next" w:hAnsi="Avenir Next" w:cs="Avenir Next" w:eastAsia="Avenir Next"/>
                       <w:b/>
                       <w:color w:val="003A70"/>
-                      <w:sz w:val="22"/>
-                      <w:szCs w:val="22"/>
+                      <w:sz w:val="21"/>
+                      <w:szCs w:val="21"/>
                     </w:rPr>
                     <w:t xml:space="preserve">a.</w:t>
                   </w:r>
@@ -3061,8 +3107,8 @@
                     <w:rPr>
                       <w:rFonts w:ascii="Avenir Next" w:hAnsi="Avenir Next" w:cs="Avenir Next" w:eastAsia="Avenir Next"/>
                       <w:color w:val="1A1A1A"/>
-                      <w:sz w:val="22"/>
-                      <w:szCs w:val="22"/>
+                      <w:sz w:val="21"/>
+                      <w:szCs w:val="21"/>
                     </w:rPr>
                     <w:tab/>
                   </w:r>
@@ -3070,8 +3116,8 @@
                     <w:rPr>
                       <w:rFonts w:ascii="Avenir Next" w:hAnsi="Avenir Next" w:cs="Avenir Next" w:eastAsia="Avenir Next"/>
                       <w:color w:val="1A1A1A"/>
-                      <w:sz w:val="22"/>
-                      <w:szCs w:val="22"/>
+                      <w:sz w:val="21"/>
+                      <w:szCs w:val="21"/>
                     </w:rPr>
                     <w:t xml:space="preserve">3 out of 10 =</w:t>
                   </w:r>
@@ -3079,8 +3125,8 @@
                     <w:rPr>
                       <w:rFonts w:ascii="Avenir Next" w:hAnsi="Avenir Next" w:cs="Avenir Next" w:eastAsia="Avenir Next"/>
                       <w:color w:val="1A1A1A"/>
-                      <w:sz w:val="22"/>
-                      <w:szCs w:val="22"/>
+                      <w:sz w:val="21"/>
+                      <w:szCs w:val="21"/>
                     </w:rPr>
                     <w:t xml:space="preserve">  </w:t>
                   </w:r>
@@ -3088,8 +3134,8 @@
                     <w:rPr>
                       <w:rFonts w:ascii="Avenir Next" w:hAnsi="Avenir Next" w:cs="Avenir Next" w:eastAsia="Avenir Next"/>
                       <w:color w:val="1A1A1A"/>
-                      <w:sz w:val="22"/>
-                      <w:szCs w:val="22"/>
+                      <w:sz w:val="21"/>
+                      <w:szCs w:val="21"/>
                       <w:u w:val="single"/>
                     </w:rPr>
                     <w:t xml:space="preserve">      </w:t>
@@ -3098,8 +3144,8 @@
                     <w:rPr>
                       <w:rFonts w:ascii="Avenir Next" w:hAnsi="Avenir Next" w:cs="Avenir Next" w:eastAsia="Avenir Next"/>
                       <w:color w:val="1A1A1A"/>
-                      <w:sz w:val="22"/>
-                      <w:szCs w:val="22"/>
+                      <w:sz w:val="21"/>
+                      <w:szCs w:val="21"/>
                     </w:rPr>
                     <w:t xml:space="preserve"> %</w:t>
                   </w:r>
@@ -3123,8 +3169,8 @@
                       <w:rFonts w:ascii="Avenir Next" w:hAnsi="Avenir Next" w:cs="Avenir Next" w:eastAsia="Avenir Next"/>
                       <w:b/>
                       <w:color w:val="003A70"/>
-                      <w:sz w:val="22"/>
-                      <w:szCs w:val="22"/>
+                      <w:sz w:val="21"/>
+                      <w:szCs w:val="21"/>
                     </w:rPr>
                     <w:t xml:space="preserve">b.</w:t>
                   </w:r>
@@ -3132,8 +3178,8 @@
                     <w:rPr>
                       <w:rFonts w:ascii="Avenir Next" w:hAnsi="Avenir Next" w:cs="Avenir Next" w:eastAsia="Avenir Next"/>
                       <w:color w:val="1A1A1A"/>
-                      <w:sz w:val="22"/>
-                      <w:szCs w:val="22"/>
+                      <w:sz w:val="21"/>
+                      <w:szCs w:val="21"/>
                     </w:rPr>
                     <w:tab/>
                   </w:r>
@@ -3141,8 +3187,8 @@
                     <w:rPr>
                       <w:rFonts w:ascii="Avenir Next" w:hAnsi="Avenir Next" w:cs="Avenir Next" w:eastAsia="Avenir Next"/>
                       <w:color w:val="1A1A1A"/>
-                      <w:sz w:val="22"/>
-                      <w:szCs w:val="22"/>
+                      <w:sz w:val="21"/>
+                      <w:szCs w:val="21"/>
                     </w:rPr>
                     <w:t xml:space="preserve">11 out of 20 =</w:t>
                   </w:r>
@@ -3150,8 +3196,8 @@
                     <w:rPr>
                       <w:rFonts w:ascii="Avenir Next" w:hAnsi="Avenir Next" w:cs="Avenir Next" w:eastAsia="Avenir Next"/>
                       <w:color w:val="1A1A1A"/>
-                      <w:sz w:val="22"/>
-                      <w:szCs w:val="22"/>
+                      <w:sz w:val="21"/>
+                      <w:szCs w:val="21"/>
                     </w:rPr>
                     <w:t xml:space="preserve">  </w:t>
                   </w:r>
@@ -3159,8 +3205,8 @@
                     <w:rPr>
                       <w:rFonts w:ascii="Avenir Next" w:hAnsi="Avenir Next" w:cs="Avenir Next" w:eastAsia="Avenir Next"/>
                       <w:color w:val="1A1A1A"/>
-                      <w:sz w:val="22"/>
-                      <w:szCs w:val="22"/>
+                      <w:sz w:val="21"/>
+                      <w:szCs w:val="21"/>
                       <w:u w:val="single"/>
                     </w:rPr>
                     <w:t xml:space="preserve">      </w:t>
@@ -3169,8 +3215,8 @@
                     <w:rPr>
                       <w:rFonts w:ascii="Avenir Next" w:hAnsi="Avenir Next" w:cs="Avenir Next" w:eastAsia="Avenir Next"/>
                       <w:color w:val="1A1A1A"/>
-                      <w:sz w:val="22"/>
-                      <w:szCs w:val="22"/>
+                      <w:sz w:val="21"/>
+                      <w:szCs w:val="21"/>
                     </w:rPr>
                     <w:t xml:space="preserve"> %</w:t>
                   </w:r>
@@ -3194,8 +3240,8 @@
                       <w:rFonts w:ascii="Avenir Next" w:hAnsi="Avenir Next" w:cs="Avenir Next" w:eastAsia="Avenir Next"/>
                       <w:b/>
                       <w:color w:val="003A70"/>
-                      <w:sz w:val="22"/>
-                      <w:szCs w:val="22"/>
+                      <w:sz w:val="21"/>
+                      <w:szCs w:val="21"/>
                     </w:rPr>
                     <w:t xml:space="preserve">c.</w:t>
                   </w:r>
@@ -3203,8 +3249,8 @@
                     <w:rPr>
                       <w:rFonts w:ascii="Avenir Next" w:hAnsi="Avenir Next" w:cs="Avenir Next" w:eastAsia="Avenir Next"/>
                       <w:color w:val="1A1A1A"/>
-                      <w:sz w:val="22"/>
-                      <w:szCs w:val="22"/>
+                      <w:sz w:val="21"/>
+                      <w:szCs w:val="21"/>
                     </w:rPr>
                     <w:tab/>
                   </w:r>
@@ -3212,8 +3258,8 @@
                     <w:rPr>
                       <w:rFonts w:ascii="Avenir Next" w:hAnsi="Avenir Next" w:cs="Avenir Next" w:eastAsia="Avenir Next"/>
                       <w:color w:val="1A1A1A"/>
-                      <w:sz w:val="22"/>
-                      <w:szCs w:val="22"/>
+                      <w:sz w:val="21"/>
+                      <w:szCs w:val="21"/>
                     </w:rPr>
                     <w:t xml:space="preserve">1 out of 4 =</w:t>
                   </w:r>
@@ -3221,8 +3267,8 @@
                     <w:rPr>
                       <w:rFonts w:ascii="Avenir Next" w:hAnsi="Avenir Next" w:cs="Avenir Next" w:eastAsia="Avenir Next"/>
                       <w:color w:val="1A1A1A"/>
-                      <w:sz w:val="22"/>
-                      <w:szCs w:val="22"/>
+                      <w:sz w:val="21"/>
+                      <w:szCs w:val="21"/>
                     </w:rPr>
                     <w:t xml:space="preserve">  </w:t>
                   </w:r>
@@ -3230,8 +3276,8 @@
                     <w:rPr>
                       <w:rFonts w:ascii="Avenir Next" w:hAnsi="Avenir Next" w:cs="Avenir Next" w:eastAsia="Avenir Next"/>
                       <w:color w:val="1A1A1A"/>
-                      <w:sz w:val="22"/>
-                      <w:szCs w:val="22"/>
+                      <w:sz w:val="21"/>
+                      <w:szCs w:val="21"/>
                       <w:u w:val="single"/>
                     </w:rPr>
                     <w:t xml:space="preserve">      </w:t>
@@ -3240,8 +3286,8 @@
                     <w:rPr>
                       <w:rFonts w:ascii="Avenir Next" w:hAnsi="Avenir Next" w:cs="Avenir Next" w:eastAsia="Avenir Next"/>
                       <w:color w:val="1A1A1A"/>
-                      <w:sz w:val="22"/>
-                      <w:szCs w:val="22"/>
+                      <w:sz w:val="21"/>
+                      <w:szCs w:val="21"/>
                     </w:rPr>
                     <w:t xml:space="preserve"> %</w:t>
                   </w:r>
@@ -3271,8 +3317,8 @@
                       <w:rFonts w:ascii="Avenir Next" w:hAnsi="Avenir Next" w:cs="Avenir Next" w:eastAsia="Avenir Next"/>
                       <w:b/>
                       <w:color w:val="003A70"/>
-                      <w:sz w:val="22"/>
-                      <w:szCs w:val="22"/>
+                      <w:sz w:val="21"/>
+                      <w:szCs w:val="21"/>
                     </w:rPr>
                     <w:t xml:space="preserve">d.</w:t>
                   </w:r>
@@ -3280,8 +3326,8 @@
                     <w:rPr>
                       <w:rFonts w:ascii="Avenir Next" w:hAnsi="Avenir Next" w:cs="Avenir Next" w:eastAsia="Avenir Next"/>
                       <w:color w:val="1A1A1A"/>
-                      <w:sz w:val="22"/>
-                      <w:szCs w:val="22"/>
+                      <w:sz w:val="21"/>
+                      <w:szCs w:val="21"/>
                     </w:rPr>
                     <w:tab/>
                   </w:r>
@@ -3289,8 +3335,8 @@
                     <w:rPr>
                       <w:rFonts w:ascii="Avenir Next" w:hAnsi="Avenir Next" w:cs="Avenir Next" w:eastAsia="Avenir Next"/>
                       <w:color w:val="1A1A1A"/>
-                      <w:sz w:val="22"/>
-                      <w:szCs w:val="22"/>
+                      <w:sz w:val="21"/>
+                      <w:szCs w:val="21"/>
                     </w:rPr>
                     <w:t xml:space="preserve">17 out of 50 =</w:t>
                   </w:r>
@@ -3298,8 +3344,8 @@
                     <w:rPr>
                       <w:rFonts w:ascii="Avenir Next" w:hAnsi="Avenir Next" w:cs="Avenir Next" w:eastAsia="Avenir Next"/>
                       <w:color w:val="1A1A1A"/>
-                      <w:sz w:val="22"/>
-                      <w:szCs w:val="22"/>
+                      <w:sz w:val="21"/>
+                      <w:szCs w:val="21"/>
                     </w:rPr>
                     <w:t xml:space="preserve">  </w:t>
                   </w:r>
@@ -3307,8 +3353,8 @@
                     <w:rPr>
                       <w:rFonts w:ascii="Avenir Next" w:hAnsi="Avenir Next" w:cs="Avenir Next" w:eastAsia="Avenir Next"/>
                       <w:color w:val="1A1A1A"/>
-                      <w:sz w:val="22"/>
-                      <w:szCs w:val="22"/>
+                      <w:sz w:val="21"/>
+                      <w:szCs w:val="21"/>
                       <w:u w:val="single"/>
                     </w:rPr>
                     <w:t xml:space="preserve">      </w:t>
@@ -3317,8 +3363,8 @@
                     <w:rPr>
                       <w:rFonts w:ascii="Avenir Next" w:hAnsi="Avenir Next" w:cs="Avenir Next" w:eastAsia="Avenir Next"/>
                       <w:color w:val="1A1A1A"/>
-                      <w:sz w:val="22"/>
-                      <w:szCs w:val="22"/>
+                      <w:sz w:val="21"/>
+                      <w:szCs w:val="21"/>
                     </w:rPr>
                     <w:t xml:space="preserve"> %</w:t>
                   </w:r>
@@ -3342,8 +3388,8 @@
                       <w:rFonts w:ascii="Avenir Next" w:hAnsi="Avenir Next" w:cs="Avenir Next" w:eastAsia="Avenir Next"/>
                       <w:b/>
                       <w:color w:val="003A70"/>
-                      <w:sz w:val="22"/>
-                      <w:szCs w:val="22"/>
+                      <w:sz w:val="21"/>
+                      <w:szCs w:val="21"/>
                     </w:rPr>
                     <w:t xml:space="preserve">e.</w:t>
                   </w:r>
@@ -3351,8 +3397,8 @@
                     <w:rPr>
                       <w:rFonts w:ascii="Avenir Next" w:hAnsi="Avenir Next" w:cs="Avenir Next" w:eastAsia="Avenir Next"/>
                       <w:color w:val="1A1A1A"/>
-                      <w:sz w:val="22"/>
-                      <w:szCs w:val="22"/>
+                      <w:sz w:val="21"/>
+                      <w:szCs w:val="21"/>
                     </w:rPr>
                     <w:tab/>
                   </w:r>
@@ -3360,8 +3406,8 @@
                     <w:rPr>
                       <w:rFonts w:ascii="Avenir Next" w:hAnsi="Avenir Next" w:cs="Avenir Next" w:eastAsia="Avenir Next"/>
                       <w:color w:val="1A1A1A"/>
-                      <w:sz w:val="22"/>
-                      <w:szCs w:val="22"/>
+                      <w:sz w:val="21"/>
+                      <w:szCs w:val="21"/>
                     </w:rPr>
                     <w:t xml:space="preserve">6 out of 25 =</w:t>
                   </w:r>
@@ -3369,8 +3415,8 @@
                     <w:rPr>
                       <w:rFonts w:ascii="Avenir Next" w:hAnsi="Avenir Next" w:cs="Avenir Next" w:eastAsia="Avenir Next"/>
                       <w:color w:val="1A1A1A"/>
-                      <w:sz w:val="22"/>
-                      <w:szCs w:val="22"/>
+                      <w:sz w:val="21"/>
+                      <w:szCs w:val="21"/>
                     </w:rPr>
                     <w:t xml:space="preserve">  </w:t>
                   </w:r>
@@ -3378,8 +3424,8 @@
                     <w:rPr>
                       <w:rFonts w:ascii="Avenir Next" w:hAnsi="Avenir Next" w:cs="Avenir Next" w:eastAsia="Avenir Next"/>
                       <w:color w:val="1A1A1A"/>
-                      <w:sz w:val="22"/>
-                      <w:szCs w:val="22"/>
+                      <w:sz w:val="21"/>
+                      <w:szCs w:val="21"/>
                       <w:u w:val="single"/>
                     </w:rPr>
                     <w:t xml:space="preserve">      </w:t>
@@ -3388,8 +3434,8 @@
                     <w:rPr>
                       <w:rFonts w:ascii="Avenir Next" w:hAnsi="Avenir Next" w:cs="Avenir Next" w:eastAsia="Avenir Next"/>
                       <w:color w:val="1A1A1A"/>
-                      <w:sz w:val="22"/>
-                      <w:szCs w:val="22"/>
+                      <w:sz w:val="21"/>
+                      <w:szCs w:val="21"/>
                     </w:rPr>
                     <w:t xml:space="preserve"> %</w:t>
                   </w:r>
@@ -3413,8 +3459,8 @@
                       <w:rFonts w:ascii="Avenir Next" w:hAnsi="Avenir Next" w:cs="Avenir Next" w:eastAsia="Avenir Next"/>
                       <w:b/>
                       <w:color w:val="003A70"/>
-                      <w:sz w:val="22"/>
-                      <w:szCs w:val="22"/>
+                      <w:sz w:val="21"/>
+                      <w:szCs w:val="21"/>
                     </w:rPr>
                     <w:t xml:space="preserve">f.</w:t>
                   </w:r>
@@ -3422,8 +3468,8 @@
                     <w:rPr>
                       <w:rFonts w:ascii="Avenir Next" w:hAnsi="Avenir Next" w:cs="Avenir Next" w:eastAsia="Avenir Next"/>
                       <w:color w:val="1A1A1A"/>
-                      <w:sz w:val="22"/>
-                      <w:szCs w:val="22"/>
+                      <w:sz w:val="21"/>
+                      <w:szCs w:val="21"/>
                     </w:rPr>
                     <w:tab/>
                   </w:r>
@@ -3431,8 +3477,8 @@
                     <w:rPr>
                       <w:rFonts w:ascii="Avenir Next" w:hAnsi="Avenir Next" w:cs="Avenir Next" w:eastAsia="Avenir Next"/>
                       <w:color w:val="1A1A1A"/>
-                      <w:sz w:val="22"/>
-                      <w:szCs w:val="22"/>
+                      <w:sz w:val="21"/>
+                      <w:szCs w:val="21"/>
                     </w:rPr>
                     <w:t xml:space="preserve">2 out of 5 =</w:t>
                   </w:r>
@@ -3440,8 +3486,8 @@
                     <w:rPr>
                       <w:rFonts w:ascii="Avenir Next" w:hAnsi="Avenir Next" w:cs="Avenir Next" w:eastAsia="Avenir Next"/>
                       <w:color w:val="1A1A1A"/>
-                      <w:sz w:val="22"/>
-                      <w:szCs w:val="22"/>
+                      <w:sz w:val="21"/>
+                      <w:szCs w:val="21"/>
                     </w:rPr>
                     <w:t xml:space="preserve">  </w:t>
                   </w:r>
@@ -3449,8 +3495,8 @@
                     <w:rPr>
                       <w:rFonts w:ascii="Avenir Next" w:hAnsi="Avenir Next" w:cs="Avenir Next" w:eastAsia="Avenir Next"/>
                       <w:color w:val="1A1A1A"/>
-                      <w:sz w:val="22"/>
-                      <w:szCs w:val="22"/>
+                      <w:sz w:val="21"/>
+                      <w:szCs w:val="21"/>
                       <w:u w:val="single"/>
                     </w:rPr>
                     <w:t xml:space="preserve">      </w:t>
@@ -3459,8 +3505,8 @@
                     <w:rPr>
                       <w:rFonts w:ascii="Avenir Next" w:hAnsi="Avenir Next" w:cs="Avenir Next" w:eastAsia="Avenir Next"/>
                       <w:color w:val="1A1A1A"/>
-                      <w:sz w:val="22"/>
-                      <w:szCs w:val="22"/>
+                      <w:sz w:val="21"/>
+                      <w:szCs w:val="21"/>
                     </w:rPr>
                     <w:t xml:space="preserve"> %</w:t>
                   </w:r>
@@ -3491,6 +3537,7 @@
           <w:tab w:val="right" w:pos="9504"/>
         </w:tabs>
         <w:spacing w:before="50" w:after="36" w:line="240" w:lineRule="auto"/>
+        <w:outlineLvl w:val="1"/>
       </w:pPr>
       <w:r>
         <w:rPr>
@@ -3575,8 +3622,8 @@
                 <w:rFonts w:ascii="Avenir Next" w:hAnsi="Avenir Next" w:cs="Avenir Next" w:eastAsia="Avenir Next"/>
                 <w:b/>
                 <w:color w:val="1A1A1A"/>
-                <w:sz w:val="22"/>
-                <w:szCs w:val="22"/>
+                <w:sz w:val="21"/>
+                <w:szCs w:val="21"/>
               </w:rPr>
               <w:t xml:space="preserve">7.</w:t>
             </w:r>
@@ -3584,8 +3631,8 @@
               <w:rPr>
                 <w:rFonts w:ascii="Avenir Next" w:hAnsi="Avenir Next" w:cs="Avenir Next" w:eastAsia="Avenir Next"/>
                 <w:color w:val="1A1A1A"/>
-                <w:sz w:val="22"/>
-                <w:szCs w:val="22"/>
+                <w:sz w:val="21"/>
+                <w:szCs w:val="21"/>
               </w:rPr>
               <w:tab/>
             </w:r>
@@ -3593,8 +3640,8 @@
               <w:rPr>
                 <w:rFonts w:ascii="Avenir Next" w:hAnsi="Avenir Next" w:cs="Avenir Next" w:eastAsia="Avenir Next"/>
                 <w:color w:val="1A1A1A"/>
-                <w:sz w:val="22"/>
-                <w:szCs w:val="22"/>
+                <w:sz w:val="21"/>
+                <w:szCs w:val="21"/>
               </w:rPr>
               <w:t xml:space="preserve">Lin answered 13 of 20 questions. What percent did she answer?</w:t>
             </w:r>
@@ -3649,8 +3696,8 @@
                       <w:rFonts w:ascii="Avenir Next" w:hAnsi="Avenir Next" w:cs="Avenir Next" w:eastAsia="Avenir Next"/>
                       <w:b/>
                       <w:color w:val="003A70"/>
-                      <w:sz w:val="21"/>
-                      <w:szCs w:val="21"/>
+                      <w:sz w:val="22"/>
+                      <w:szCs w:val="22"/>
                     </w:rPr>
                     <w:t xml:space="preserve">A</w:t>
                   </w:r>
@@ -3658,8 +3705,8 @@
                     <w:rPr>
                       <w:rFonts w:ascii="Avenir Next" w:hAnsi="Avenir Next" w:cs="Avenir Next" w:eastAsia="Avenir Next"/>
                       <w:color w:val="1A1A1A"/>
-                      <w:sz w:val="21"/>
-                      <w:szCs w:val="21"/>
+                      <w:sz w:val="22"/>
+                      <w:szCs w:val="22"/>
                     </w:rPr>
                     <w:tab/>
                   </w:r>
@@ -3667,8 +3714,8 @@
                     <w:rPr>
                       <w:rFonts w:ascii="Avenir Next" w:hAnsi="Avenir Next" w:cs="Avenir Next" w:eastAsia="Avenir Next"/>
                       <w:color w:val="1A1A1A"/>
-                      <w:sz w:val="21"/>
-                      <w:szCs w:val="21"/>
+                      <w:sz w:val="22"/>
+                      <w:szCs w:val="22"/>
                     </w:rPr>
                     <w:t xml:space="preserve">13%</w:t>
                   </w:r>
@@ -3692,8 +3739,8 @@
                       <w:rFonts w:ascii="Avenir Next" w:hAnsi="Avenir Next" w:cs="Avenir Next" w:eastAsia="Avenir Next"/>
                       <w:b/>
                       <w:color w:val="003A70"/>
-                      <w:sz w:val="21"/>
-                      <w:szCs w:val="21"/>
+                      <w:sz w:val="22"/>
+                      <w:szCs w:val="22"/>
                     </w:rPr>
                     <w:t xml:space="preserve">B</w:t>
                   </w:r>
@@ -3701,8 +3748,8 @@
                     <w:rPr>
                       <w:rFonts w:ascii="Avenir Next" w:hAnsi="Avenir Next" w:cs="Avenir Next" w:eastAsia="Avenir Next"/>
                       <w:color w:val="1A1A1A"/>
-                      <w:sz w:val="21"/>
-                      <w:szCs w:val="21"/>
+                      <w:sz w:val="22"/>
+                      <w:szCs w:val="22"/>
                     </w:rPr>
                     <w:tab/>
                   </w:r>
@@ -3710,8 +3757,8 @@
                     <w:rPr>
                       <w:rFonts w:ascii="Avenir Next" w:hAnsi="Avenir Next" w:cs="Avenir Next" w:eastAsia="Avenir Next"/>
                       <w:color w:val="1A1A1A"/>
-                      <w:sz w:val="21"/>
-                      <w:szCs w:val="21"/>
+                      <w:sz w:val="22"/>
+                      <w:szCs w:val="22"/>
                     </w:rPr>
                     <w:t xml:space="preserve">65%</w:t>
                   </w:r>
@@ -3735,8 +3782,8 @@
                       <w:rFonts w:ascii="Avenir Next" w:hAnsi="Avenir Next" w:cs="Avenir Next" w:eastAsia="Avenir Next"/>
                       <w:b/>
                       <w:color w:val="003A70"/>
-                      <w:sz w:val="21"/>
-                      <w:szCs w:val="21"/>
+                      <w:sz w:val="22"/>
+                      <w:szCs w:val="22"/>
                     </w:rPr>
                     <w:t xml:space="preserve">C</w:t>
                   </w:r>
@@ -3744,8 +3791,8 @@
                     <w:rPr>
                       <w:rFonts w:ascii="Avenir Next" w:hAnsi="Avenir Next" w:cs="Avenir Next" w:eastAsia="Avenir Next"/>
                       <w:color w:val="1A1A1A"/>
-                      <w:sz w:val="21"/>
-                      <w:szCs w:val="21"/>
+                      <w:sz w:val="22"/>
+                      <w:szCs w:val="22"/>
                     </w:rPr>
                     <w:tab/>
                   </w:r>
@@ -3753,8 +3800,8 @@
                     <w:rPr>
                       <w:rFonts w:ascii="Avenir Next" w:hAnsi="Avenir Next" w:cs="Avenir Next" w:eastAsia="Avenir Next"/>
                       <w:color w:val="1A1A1A"/>
-                      <w:sz w:val="21"/>
-                      <w:szCs w:val="21"/>
+                      <w:sz w:val="22"/>
+                      <w:szCs w:val="22"/>
                     </w:rPr>
                     <w:t xml:space="preserve">26%</w:t>
                   </w:r>
@@ -3778,8 +3825,8 @@
                       <w:rFonts w:ascii="Avenir Next" w:hAnsi="Avenir Next" w:cs="Avenir Next" w:eastAsia="Avenir Next"/>
                       <w:b/>
                       <w:color w:val="003A70"/>
-                      <w:sz w:val="21"/>
-                      <w:szCs w:val="21"/>
+                      <w:sz w:val="22"/>
+                      <w:szCs w:val="22"/>
                     </w:rPr>
                     <w:t xml:space="preserve">D</w:t>
                   </w:r>
@@ -3787,8 +3834,8 @@
                     <w:rPr>
                       <w:rFonts w:ascii="Avenir Next" w:hAnsi="Avenir Next" w:cs="Avenir Next" w:eastAsia="Avenir Next"/>
                       <w:color w:val="1A1A1A"/>
-                      <w:sz w:val="21"/>
-                      <w:szCs w:val="21"/>
+                      <w:sz w:val="22"/>
+                      <w:szCs w:val="22"/>
                     </w:rPr>
                     <w:tab/>
                   </w:r>
@@ -3796,8 +3843,8 @@
                     <w:rPr>
                       <w:rFonts w:ascii="Avenir Next" w:hAnsi="Avenir Next" w:cs="Avenir Next" w:eastAsia="Avenir Next"/>
                       <w:color w:val="1A1A1A"/>
-                      <w:sz w:val="21"/>
-                      <w:szCs w:val="21"/>
+                      <w:sz w:val="22"/>
+                      <w:szCs w:val="22"/>
                     </w:rPr>
                     <w:t xml:space="preserve">33%</w:t>
                   </w:r>
@@ -3845,19 +3892,19 @@
         <w:tblLook w:val="0000" w:firstRow="0" w:lastRow="0" w:firstColumn="0" w:lastColumn="0" w:noHBand="1" w:noVBand="1"/>
       </w:tblPr>
       <w:tblGrid>
-        <w:gridCol w:w="2000"/>
-        <w:gridCol w:w="2300"/>
-        <w:gridCol w:w="2100"/>
-        <w:gridCol w:w="3104"/>
+        <w:gridCol w:w="1750"/>
+        <w:gridCol w:w="2500"/>
+        <w:gridCol w:w="2200"/>
+        <w:gridCol w:w="3054"/>
       </w:tblGrid>
       <w:tr>
         <w:trPr>
           <w:cantSplit/>
-          <w:trHeight w:val="320" w:hRule="atLeast"/>
+          <w:trHeight w:val="300" w:hRule="atLeast"/>
         </w:trPr>
         <w:tc>
           <w:tcPr>
-            <w:tcW w:w="2000" w:type="dxa"/>
+            <w:tcW w:w="1750" w:type="dxa"/>
             <w:vAlign w:val="center"/>
           </w:tcPr>
           <w:p>
@@ -3879,7 +3926,7 @@
         </w:tc>
         <w:tc>
           <w:tcPr>
-            <w:tcW w:w="2300" w:type="dxa"/>
+            <w:tcW w:w="2500" w:type="dxa"/>
             <w:vAlign w:val="center"/>
           </w:tcPr>
           <w:p>
@@ -3890,8 +3937,8 @@
               <w:rPr>
                 <w:rFonts w:ascii="Arial" w:hAnsi="Arial" w:cs="Arial" w:eastAsia="Arial"/>
                 <w:color w:val="1A1A1A"/>
-                <w:sz w:val="24"/>
-                <w:szCs w:val="24"/>
+                <w:sz w:val="20"/>
+                <w:szCs w:val="20"/>
               </w:rPr>
               <w:t xml:space="preserve">□</w:t>
             </w:r>
@@ -3908,7 +3955,7 @@
         </w:tc>
         <w:tc>
           <w:tcPr>
-            <w:tcW w:w="2100" w:type="dxa"/>
+            <w:tcW w:w="2200" w:type="dxa"/>
             <w:vAlign w:val="center"/>
           </w:tcPr>
           <w:p>
@@ -3919,8 +3966,8 @@
               <w:rPr>
                 <w:rFonts w:ascii="Arial" w:hAnsi="Arial" w:cs="Arial" w:eastAsia="Arial"/>
                 <w:color w:val="1A1A1A"/>
-                <w:sz w:val="24"/>
-                <w:szCs w:val="24"/>
+                <w:sz w:val="20"/>
+                <w:szCs w:val="20"/>
               </w:rPr>
               <w:t xml:space="preserve">□</w:t>
             </w:r>
@@ -3937,7 +3984,7 @@
         </w:tc>
         <w:tc>
           <w:tcPr>
-            <w:tcW w:w="3104" w:type="dxa"/>
+            <w:tcW w:w="3054" w:type="dxa"/>
             <w:vAlign w:val="center"/>
           </w:tcPr>
           <w:p>
@@ -3948,8 +3995,8 @@
               <w:rPr>
                 <w:rFonts w:ascii="Arial" w:hAnsi="Arial" w:cs="Arial" w:eastAsia="Arial"/>
                 <w:color w:val="1A1A1A"/>
-                <w:sz w:val="24"/>
-                <w:szCs w:val="24"/>
+                <w:sz w:val="20"/>
+                <w:szCs w:val="20"/>
               </w:rPr>
               <w:t xml:space="preserve">□</w:t>
             </w:r>
@@ -3984,7 +4031,7 @@
     <w:sectPr>
       <w:footerReference w:type="default" r:id="rIdFooter1"/>
       <w:pgSz w:w="12240" w:h="15840"/>
-      <w:pgMar w:top="893" w:right="1224" w:bottom="835" w:left="1512" w:header="432" w:footer="432" w:gutter="0"/>
+      <w:pgMar w:top="780" w:right="1224" w:bottom="760" w:left="1512" w:header="432" w:footer="432" w:gutter="0"/>
       <w:cols w:space="720"/>
     </w:sectPr>
   </w:body>
